--- a/policies/build/masters/IMS.4_v2_master.docx
+++ b/policies/build/masters/IMS.4_v2_master.docx
@@ -11,40 +11,25 @@
         <w:rPr>
           <w:b/>
           <w:bCs/>
+          <w:sz w:val="28"/>
+          <w:szCs w:val="28"/>
+        </w:rPr>
+        <w:t>Policy on Confidentiality, Integrity and Security of Records, Data and Information</w:t>
+      </w:r>
+    </w:p>
+    <w:p>
+      <w:pPr>
+        <w:spacing w:after="60"/>
+        <w:jc w:val="center"/>
+      </w:pPr>
+      <w:r>
+        <w:rPr>
+          <w:b/>
+          <w:bCs/>
           <w:sz w:val="32"/>
           <w:szCs w:val="32"/>
         </w:rPr>
         <w:t xml:space="preserve">«Hospital Name»</w:t>
-      </w:r>
-    </w:p>
-    <w:p>
-      <w:pPr>
-        <w:spacing w:after="60"/>
-        <w:jc w:val="center"/>
-      </w:pPr>
-      <w:r>
-        <w:rPr>
-          <w:b/>
-          <w:bCs/>
-          <w:sz w:val="28"/>
-          <w:szCs w:val="28"/>
-        </w:rPr>
-        <w:t xml:space="preserve">Confidentiality, Integrity and Security of Records, Data and Information</w:t>
-      </w:r>
-    </w:p>
-    <w:p>
-      <w:pPr>
-        <w:spacing w:after="240"/>
-        <w:jc w:val="center"/>
-      </w:pPr>
-      <w:r>
-        <w:rPr>
-          <w:i/>
-          <w:iCs/>
-          <w:sz w:val="20"/>
-          <w:szCs w:val="20"/>
-        </w:rPr>
-        <w:t xml:space="preserve">Confidentiality, integrity, security, disclosure gate and consistent access requests.</w:t>
       </w:r>
     </w:p>
     <w:p>
@@ -2690,208 +2675,6 @@
         <w:t xml:space="preserve">The Medical Records Officer holds signed acknowledgements.</w:t>
       </w:r>
     </w:p>
-    <w:p>
-      <w:pPr>
-        <w:pStyle w:val="Heading1"/>
-        <w:spacing w:after="120" w:before="280"/>
-      </w:pPr>
-      <w:r>
-        <w:t xml:space="preserve">10. References</w:t>
-      </w:r>
-    </w:p>
-    <w:p>
-      <w:pPr>
-        <w:pStyle w:val="ListParagraph"/>
-        <w:numPr>
-          <w:ilvl w:val="0"/>
-          <w:numId w:val="1"/>
-        </w:numPr>
-        <w:spacing w:after="60"/>
-      </w:pPr>
-      <w:r>
-        <w:rPr>
-          <w:sz w:val="22"/>
-          <w:szCs w:val="22"/>
-        </w:rPr>
-        <w:t xml:space="preserve">National Accreditation Board for Hospitals and Healthcare Providers (NABH), Standards for Small Healthcare Organisations, 3rd Edition — Information Management System chapter, standard IMS.4.</w:t>
-      </w:r>
-    </w:p>
-    <w:p>
-      <w:pPr>
-        <w:pStyle w:val="ListParagraph"/>
-        <w:numPr>
-          <w:ilvl w:val="0"/>
-          <w:numId w:val="1"/>
-        </w:numPr>
-        <w:spacing w:after="60"/>
-      </w:pPr>
-      <w:r>
-        <w:rPr>
-          <w:sz w:val="22"/>
-          <w:szCs w:val="22"/>
-        </w:rPr>
-        <w:t xml:space="preserve">Electronic Health Record (EHR) Standards for India, 2016 — guidance cited by the chapter.</w:t>
-      </w:r>
-    </w:p>
-    <w:p>
-      <w:pPr>
-        <w:pStyle w:val="ListParagraph"/>
-        <w:numPr>
-          <w:ilvl w:val="0"/>
-          <w:numId w:val="1"/>
-        </w:numPr>
-        <w:spacing w:after="60"/>
-      </w:pPr>
-      <w:r>
-        <w:rPr>
-          <w:sz w:val="22"/>
-          <w:szCs w:val="22"/>
-        </w:rPr>
-        <w:t xml:space="preserve">Ayushman Bharat Digital Mission (ABDM) Health Data Management Policy — guidance cited by the chapter.</w:t>
-      </w:r>
-    </w:p>
-    <w:p>
-      <w:pPr>
-        <w:pStyle w:val="ListParagraph"/>
-        <w:numPr>
-          <w:ilvl w:val="0"/>
-          <w:numId w:val="1"/>
-        </w:numPr>
-        <w:spacing w:after="60"/>
-      </w:pPr>
-      <w:r>
-        <w:rPr>
-          <w:sz w:val="22"/>
-          <w:szCs w:val="22"/>
-        </w:rPr>
-        <w:t xml:space="preserve">ISO/IEC 27001 and ISO 27799:2016 — guidance cited by the chapter.</w:t>
-      </w:r>
-    </w:p>
-    <w:p>
-      <w:pPr>
-        <w:pStyle w:val="ListParagraph"/>
-        <w:numPr>
-          <w:ilvl w:val="0"/>
-          <w:numId w:val="1"/>
-        </w:numPr>
-        <w:spacing w:after="60"/>
-      </w:pPr>
-      <w:r>
-        <w:rPr>
-          <w:sz w:val="22"/>
-          <w:szCs w:val="22"/>
-        </w:rPr>
-        <w:t xml:space="preserve">Internal documents of «Hospital Name»: records-room access rules; EHR access-control list; disclosure log; medical-record access request form.</w:t>
-      </w:r>
-    </w:p>
-    <w:p>
-      <w:pPr>
-        <w:pStyle w:val="Heading1"/>
-        <w:spacing w:after="120" w:before="280"/>
-      </w:pPr>
-      <w:r>
-        <w:t xml:space="preserve">11. Distribution</w:t>
-      </w:r>
-    </w:p>
-    <w:p>
-      <w:pPr>
-        <w:spacing w:after="140"/>
-      </w:pPr>
-      <w:r>
-        <w:rPr>
-          <w:sz w:val="22"/>
-          <w:szCs w:val="22"/>
-        </w:rPr>
-        <w:t xml:space="preserve">Official master copy: office of the Medical Superintendent, «Hospital Name», with the Medical Records Officer and the Quality Coordinator.</w:t>
-      </w:r>
-    </w:p>
-    <w:p>
-      <w:pPr>
-        <w:spacing w:after="140"/>
-      </w:pPr>
-      <w:r>
-        <w:rPr>
-          <w:sz w:val="22"/>
-          <w:szCs w:val="22"/>
-        </w:rPr>
-        <w:t xml:space="preserve">Copies issued to: all departments; IT / information-systems in-charge; nursing administration; records office.</w:t>
-      </w:r>
-    </w:p>
-    <w:p>
-      <w:pPr>
-        <w:spacing w:after="140"/>
-      </w:pPr>
-      <w:r>
-        <w:rPr>
-          <w:sz w:val="22"/>
-          <w:szCs w:val="22"/>
-        </w:rPr>
-        <w:t xml:space="preserve">The current version is available to all staff at the «records-office policy file» and, if the hospital keeps an intranet, at «staff intranet / policies».</w:t>
-      </w:r>
-    </w:p>
-    <w:p>
-      <w:pPr>
-        <w:spacing w:after="140"/>
-      </w:pPr>
-      <w:r>
-        <w:rPr>
-          <w:sz w:val="22"/>
-          <w:szCs w:val="22"/>
-        </w:rPr>
-        <w:t xml:space="preserve">When a new version is issued, take old copies out of use.</w:t>
-      </w:r>
-    </w:p>
-    <w:p>
-      <w:pPr>
-        <w:pStyle w:val="Heading1"/>
-        <w:spacing w:after="120" w:before="280"/>
-      </w:pPr>
-      <w:r>
-        <w:t xml:space="preserve">12. Abbreviations</w:t>
-      </w:r>
-    </w:p>
-    <w:p>
-      <w:pPr>
-        <w:spacing w:after="140"/>
-      </w:pPr>
-      <w:r>
-        <w:rPr>
-          <w:sz w:val="22"/>
-          <w:szCs w:val="22"/>
-        </w:rPr>
-        <w:t xml:space="preserve">ABDM — Ayushman Bharat Digital Mission
-CAPA — corrective and preventive action
-EHR — electronic health record
-IMS — Information Management System (NABH SHCO chapter 10)
-IT — information technology
-NABH — National Accreditation Board for Hospitals and Healthcare Providers
-OE — objective element
-SHCO — Standards for Small Healthcare Organisations</w:t>
-      </w:r>
-    </w:p>
-    <w:p>
-      <w:pPr>
-        <w:pStyle w:val="Heading1"/>
-        <w:spacing w:after="120" w:before="280"/>
-      </w:pPr>
-      <w:r>
-        <w:t xml:space="preserve">13. Traceability to NABH SHCO 3rd Edition IMS.4</w:t>
-      </w:r>
-    </w:p>
-    <w:p>
-      <w:pPr>
-        <w:spacing w:after="120"/>
-      </w:pPr>
-      <w:r>
-        <w:rPr>
-          <w:i/>
-          <w:iCs/>
-          <w:sz w:val="20"/>
-          <w:szCs w:val="20"/>
-        </w:rPr>
-        <w:t xml:space="preserve">This table is an index. It is not how the policy is organised.</w:t>
-      </w:r>
-    </w:p>
     <w:tbl>
       <w:tblPr>
         <w:tblW w:type="pct" w:w="100%"/>
@@ -3461,7 +3244,92 @@
         <w:spacing w:after="120" w:before="280"/>
       </w:pPr>
       <w:r>
-        <w:t xml:space="preserve">14. Required Records / Evidence Checklist</w:t>
+        <w:t>10. Distribution</w:t>
+      </w:r>
+    </w:p>
+    <w:p>
+      <w:pPr>
+        <w:spacing w:after="140"/>
+      </w:pPr>
+      <w:r>
+        <w:rPr>
+          <w:sz w:val="22"/>
+          <w:szCs w:val="22"/>
+        </w:rPr>
+        <w:t xml:space="preserve">Official master copy: office of the Medical Superintendent, «Hospital Name», with the Medical Records Officer and the Quality Coordinator.</w:t>
+      </w:r>
+    </w:p>
+    <w:p>
+      <w:pPr>
+        <w:spacing w:after="140"/>
+      </w:pPr>
+      <w:r>
+        <w:rPr>
+          <w:sz w:val="22"/>
+          <w:szCs w:val="22"/>
+        </w:rPr>
+        <w:t xml:space="preserve">Copies issued to: all departments; IT / information-systems in-charge; nursing administration; records office.</w:t>
+      </w:r>
+    </w:p>
+    <w:p>
+      <w:pPr>
+        <w:spacing w:after="140"/>
+      </w:pPr>
+      <w:r>
+        <w:rPr>
+          <w:sz w:val="22"/>
+          <w:szCs w:val="22"/>
+        </w:rPr>
+        <w:t xml:space="preserve">The current version is available to all staff at the «records-office policy file» and, if the hospital keeps an intranet, at «staff intranet / policies».</w:t>
+      </w:r>
+    </w:p>
+    <w:p>
+      <w:pPr>
+        <w:spacing w:after="140"/>
+      </w:pPr>
+      <w:r>
+        <w:rPr>
+          <w:sz w:val="22"/>
+          <w:szCs w:val="22"/>
+        </w:rPr>
+        <w:t xml:space="preserve">When a new version is issued, take old copies out of use.</w:t>
+      </w:r>
+    </w:p>
+    <w:p>
+      <w:pPr>
+        <w:pStyle w:val="Heading1"/>
+        <w:spacing w:after="120" w:before="280"/>
+      </w:pPr>
+      <w:r>
+        <w:t>11. Abbreviations</w:t>
+      </w:r>
+    </w:p>
+    <w:p>
+      <w:pPr>
+        <w:spacing w:after="140"/>
+      </w:pPr>
+      <w:r>
+        <w:rPr>
+          <w:sz w:val="22"/>
+          <w:szCs w:val="22"/>
+        </w:rPr>
+        <w:t xml:space="preserve">ABDM — Ayushman Bharat Digital Mission
+CAPA — corrective and preventive action
+EHR — electronic health record
+IMS — Information Management System (NABH SHCO chapter 10)
+IT — information technology
+NABH — National Accreditation Board for Hospitals and Healthcare Providers
+OE — objective element
+SHCO — Standards for Small Healthcare Organisations</w:t>
+      </w:r>
+    </w:p>
+    <w:p>
+      <w:pPr>
+        <w:pStyle w:val="Heading1"/>
+        <w:spacing w:after="120" w:before="280"/>
+      </w:pPr>
+      <w:r>
+        <w:t>12. Traceability to NABH SHCO 3rd Edition IMS.4</w:t>
       </w:r>
     </w:p>
     <w:p>
@@ -3475,6 +3343,29 @@
           <w:sz w:val="20"/>
           <w:szCs w:val="20"/>
         </w:rPr>
+        <w:t xml:space="preserve">This table is an index. It is not how the policy is organised.</w:t>
+      </w:r>
+    </w:p>
+    <w:p>
+      <w:pPr>
+        <w:pStyle w:val="Heading1"/>
+        <w:spacing w:after="120" w:before="280"/>
+      </w:pPr>
+      <w:r>
+        <w:t>13. Required Records / Evidence Checklist</w:t>
+      </w:r>
+    </w:p>
+    <w:p>
+      <w:pPr>
+        <w:spacing w:after="120"/>
+      </w:pPr>
+      <w:r>
+        <w:rPr>
+          <w:i/>
+          <w:iCs/>
+          <w:sz w:val="20"/>
+          <w:szCs w:val="20"/>
+        </w:rPr>
         <w:t xml:space="preserve">Records the hospital holds under this policy, listed by objective element.</w:t>
       </w:r>
     </w:p>
@@ -3827,6 +3718,100 @@
           <w:szCs w:val="22"/>
         </w:rPr>
         <w:t xml:space="preserve">Evidence that the same steps were used regardless of requester.</w:t>
+      </w:r>
+    </w:p>
+    <w:p>
+      <w:pPr>
+        <w:pStyle w:val="Heading1"/>
+        <w:spacing w:after="120" w:before="280"/>
+      </w:pPr>
+      <w:r>
+        <w:t>14. References</w:t>
+      </w:r>
+    </w:p>
+    <w:p>
+      <w:pPr>
+        <w:pStyle w:val="ListParagraph"/>
+        <w:numPr>
+          <w:ilvl w:val="0"/>
+          <w:numId w:val="1"/>
+        </w:numPr>
+        <w:spacing w:after="60"/>
+      </w:pPr>
+      <w:r>
+        <w:rPr>
+          <w:sz w:val="22"/>
+          <w:szCs w:val="22"/>
+        </w:rPr>
+        <w:t xml:space="preserve">National Accreditation Board for Hospitals and Healthcare Providers (NABH), Standards for Small Healthcare Organisations, 3rd Edition — Information Management System chapter, standard IMS.4.</w:t>
+      </w:r>
+    </w:p>
+    <w:p>
+      <w:pPr>
+        <w:pStyle w:val="ListParagraph"/>
+        <w:numPr>
+          <w:ilvl w:val="0"/>
+          <w:numId w:val="1"/>
+        </w:numPr>
+        <w:spacing w:after="60"/>
+      </w:pPr>
+      <w:r>
+        <w:rPr>
+          <w:sz w:val="22"/>
+          <w:szCs w:val="22"/>
+        </w:rPr>
+        <w:t xml:space="preserve">Electronic Health Record (EHR) Standards for India, 2016 — guidance cited by the chapter.</w:t>
+      </w:r>
+    </w:p>
+    <w:p>
+      <w:pPr>
+        <w:pStyle w:val="ListParagraph"/>
+        <w:numPr>
+          <w:ilvl w:val="0"/>
+          <w:numId w:val="1"/>
+        </w:numPr>
+        <w:spacing w:after="60"/>
+      </w:pPr>
+      <w:r>
+        <w:rPr>
+          <w:sz w:val="22"/>
+          <w:szCs w:val="22"/>
+        </w:rPr>
+        <w:t xml:space="preserve">Ayushman Bharat Digital Mission (ABDM) Health Data Management Policy — guidance cited by the chapter.</w:t>
+      </w:r>
+    </w:p>
+    <w:p>
+      <w:pPr>
+        <w:pStyle w:val="ListParagraph"/>
+        <w:numPr>
+          <w:ilvl w:val="0"/>
+          <w:numId w:val="1"/>
+        </w:numPr>
+        <w:spacing w:after="60"/>
+      </w:pPr>
+      <w:r>
+        <w:rPr>
+          <w:sz w:val="22"/>
+          <w:szCs w:val="22"/>
+        </w:rPr>
+        <w:t xml:space="preserve">ISO/IEC 27001 and ISO 27799:2016 — guidance cited by the chapter.</w:t>
+      </w:r>
+    </w:p>
+    <w:p>
+      <w:pPr>
+        <w:pStyle w:val="ListParagraph"/>
+        <w:numPr>
+          <w:ilvl w:val="0"/>
+          <w:numId w:val="1"/>
+        </w:numPr>
+        <w:spacing w:after="60"/>
+      </w:pPr>
+      <w:r>
+        <w:rPr>
+          <w:sz w:val="22"/>
+          <w:szCs w:val="22"/>
+        </w:rPr>
+        <w:t xml:space="preserve">Internal documents of «Hospital Name»: records-room access rules; EHR access-control list; disclosure log; medical-record access request form.</w:t>
       </w:r>
     </w:p>
     <w:p>
@@ -3951,7 +3936,7 @@
         <w:sz w:val="16"/>
         <w:szCs w:val="16"/>
       </w:rPr>
-      <w:t xml:space="preserve">«Hospital Name»  |  «IMS/POL/04»  |  Controlled document  |  Confidentiality, Integrity and Security of Records, Data and Information</w:t>
+      <w:t>«Hospital Name»  |  «IMS/POL/04»  |  Controlled document  |  Policy on Confidentiality, Integrity and Security of Records, Data and Information</w:t>
     </w:r>
   </w:p>
 </w:ftr>

--- a/policies/build/masters/IMS.4_v2_master.docx
+++ b/policies/build/masters/IMS.4_v2_master.docx
@@ -2692,6 +2692,7 @@
         <w:gridCol w:w="100"/>
         <w:gridCol w:w="100"/>
         <w:gridCol w:w="100"/>
+        <w:gridCol w:w="100"/>
       </w:tblGrid>
       <w:tr>
         <w:tc>
@@ -2719,6 +2720,26 @@
         </w:tc>
         <w:tc>
           <w:tcPr>
+            <w:tcW w:type="pct" w:w="12%"/>
+            <w:tcBorders>
+              <w:top w:val="single" w:color="999999" w:sz="4"/>
+              <w:left w:val="single" w:color="999999" w:sz="4"/>
+              <w:bottom w:val="single" w:color="999999" w:sz="4"/>
+              <w:right w:val="single" w:color="999999" w:sz="4"/>
+            </w:tcBorders>
+            <w:shd w:fill="E8E8E8" w:val="clear"/>
+          </w:tcPr>
+          <w:p>
+            <w:r>
+              <w:rPr>
+                <w:b/>
+              </w:rPr>
+              <w:t>Level</w:t>
+            </w:r>
+          </w:p>
+        </w:tc>
+        <w:tc>
+          <w:tcPr>
             <w:tcW w:type="pct" w:w="32%"/>
             <w:tcBorders>
               <w:top w:val="single" w:color="999999" w:sz="4"/>
@@ -2812,6 +2833,22 @@
         </w:tc>
         <w:tc>
           <w:tcPr>
+            <w:tcW w:type="pct" w:w="12%"/>
+            <w:tcBorders>
+              <w:top w:val="single" w:color="999999" w:sz="4"/>
+              <w:left w:val="single" w:color="999999" w:sz="4"/>
+              <w:bottom w:val="single" w:color="999999" w:sz="4"/>
+              <w:right w:val="single" w:color="999999" w:sz="4"/>
+            </w:tcBorders>
+          </w:tcPr>
+          <w:p>
+            <w:r>
+              <w:t>CORE*</w:t>
+            </w:r>
+          </w:p>
+        </w:tc>
+        <w:tc>
+          <w:tcPr>
             <w:tcW w:type="pct" w:w="32%"/>
             <w:tcBorders>
               <w:top w:val="single" w:color="999999" w:sz="4"/>
@@ -2902,6 +2939,22 @@
         </w:tc>
         <w:tc>
           <w:tcPr>
+            <w:tcW w:type="pct" w:w="12%"/>
+            <w:tcBorders>
+              <w:top w:val="single" w:color="999999" w:sz="4"/>
+              <w:left w:val="single" w:color="999999" w:sz="4"/>
+              <w:bottom w:val="single" w:color="999999" w:sz="4"/>
+              <w:right w:val="single" w:color="999999" w:sz="4"/>
+            </w:tcBorders>
+          </w:tcPr>
+          <w:p>
+            <w:r>
+              <w:t>CORE*</w:t>
+            </w:r>
+          </w:p>
+        </w:tc>
+        <w:tc>
+          <w:tcPr>
             <w:tcW w:type="pct" w:w="32%"/>
             <w:tcBorders>
               <w:top w:val="single" w:color="999999" w:sz="4"/>
@@ -2992,6 +3045,22 @@
         </w:tc>
         <w:tc>
           <w:tcPr>
+            <w:tcW w:type="pct" w:w="12%"/>
+            <w:tcBorders>
+              <w:top w:val="single" w:color="999999" w:sz="4"/>
+              <w:left w:val="single" w:color="999999" w:sz="4"/>
+              <w:bottom w:val="single" w:color="999999" w:sz="4"/>
+              <w:right w:val="single" w:color="999999" w:sz="4"/>
+            </w:tcBorders>
+          </w:tcPr>
+          <w:p>
+            <w:r>
+              <w:t>CORE*</w:t>
+            </w:r>
+          </w:p>
+        </w:tc>
+        <w:tc>
+          <w:tcPr>
             <w:tcW w:type="pct" w:w="32%"/>
             <w:tcBorders>
               <w:top w:val="single" w:color="999999" w:sz="4"/>
@@ -3082,6 +3151,22 @@
         </w:tc>
         <w:tc>
           <w:tcPr>
+            <w:tcW w:type="pct" w:w="12%"/>
+            <w:tcBorders>
+              <w:top w:val="single" w:color="999999" w:sz="4"/>
+              <w:left w:val="single" w:color="999999" w:sz="4"/>
+              <w:bottom w:val="single" w:color="999999" w:sz="4"/>
+              <w:right w:val="single" w:color="999999" w:sz="4"/>
+            </w:tcBorders>
+          </w:tcPr>
+          <w:p>
+            <w:r>
+              <w:t>Commitment</w:t>
+            </w:r>
+          </w:p>
+        </w:tc>
+        <w:tc>
+          <w:tcPr>
             <w:tcW w:type="pct" w:w="32%"/>
             <w:tcBorders>
               <w:top w:val="single" w:color="999999" w:sz="4"/>
@@ -3172,6 +3257,22 @@
         </w:tc>
         <w:tc>
           <w:tcPr>
+            <w:tcW w:type="pct" w:w="12%"/>
+            <w:tcBorders>
+              <w:top w:val="single" w:color="999999" w:sz="4"/>
+              <w:left w:val="single" w:color="999999" w:sz="4"/>
+              <w:bottom w:val="single" w:color="999999" w:sz="4"/>
+              <w:right w:val="single" w:color="999999" w:sz="4"/>
+            </w:tcBorders>
+          </w:tcPr>
+          <w:p>
+            <w:r>
+              <w:t>Commitment*</w:t>
+            </w:r>
+          </w:p>
+        </w:tc>
+        <w:tc>
+          <w:tcPr>
             <w:tcW w:type="pct" w:w="32%"/>
             <w:tcBorders>
               <w:top w:val="single" w:color="999999" w:sz="4"/>
@@ -3304,25 +3405,401 @@
         <w:t>11. Abbreviations</w:t>
       </w:r>
     </w:p>
-    <w:p>
-      <w:pPr>
-        <w:spacing w:after="140"/>
-      </w:pPr>
-      <w:r>
-        <w:rPr>
-          <w:sz w:val="22"/>
-          <w:szCs w:val="22"/>
-        </w:rPr>
-        <w:t xml:space="preserve">ABDM — Ayushman Bharat Digital Mission
-CAPA — corrective and preventive action
-EHR — electronic health record
-IMS — Information Management System (NABH SHCO chapter 10)
-IT — information technology
-NABH — National Accreditation Board for Hospitals and Healthcare Providers
-OE — objective element
-SHCO — Standards for Small Healthcare Organisations</w:t>
-      </w:r>
-    </w:p>
+    <w:tbl>
+      <w:tblPr>
+        <w:tblW w:type="pct" w:w="100%"/>
+        <w:tblBorders>
+          <w:top w:val="single" w:color="auto" w:sz="4"/>
+          <w:left w:val="single" w:color="auto" w:sz="4"/>
+          <w:bottom w:val="single" w:color="auto" w:sz="4"/>
+          <w:right w:val="single" w:color="auto" w:sz="4"/>
+          <w:insideH w:val="single" w:color="auto" w:sz="4"/>
+          <w:insideV w:val="single" w:color="auto" w:sz="4"/>
+        </w:tblBorders>
+      </w:tblPr>
+      <w:tblGrid>
+        <w:gridCol w:w="100"/>
+        <w:gridCol w:w="100"/>
+      </w:tblGrid>
+      <w:tr>
+        <w:tc>
+          <w:tcPr>
+            <w:tcW w:type="pct" w:w="22%"/>
+            <w:tcBorders>
+              <w:top w:val="single" w:color="999999" w:sz="4"/>
+              <w:left w:val="single" w:color="999999" w:sz="4"/>
+              <w:bottom w:val="single" w:color="999999" w:sz="4"/>
+              <w:right w:val="single" w:color="999999" w:sz="4"/>
+            </w:tcBorders>
+            <w:shd w:fill="E8E8E8" w:val="clear"/>
+          </w:tcPr>
+          <w:p>
+            <w:r>
+              <w:rPr>
+                <w:b/>
+              </w:rPr>
+              <w:t>Abbreviation</w:t>
+            </w:r>
+          </w:p>
+        </w:tc>
+        <w:tc>
+          <w:tcPr>
+            <w:tcW w:type="pct" w:w="22%"/>
+            <w:tcBorders>
+              <w:top w:val="single" w:color="999999" w:sz="4"/>
+              <w:left w:val="single" w:color="999999" w:sz="4"/>
+              <w:bottom w:val="single" w:color="999999" w:sz="4"/>
+              <w:right w:val="single" w:color="999999" w:sz="4"/>
+            </w:tcBorders>
+            <w:shd w:fill="E8E8E8" w:val="clear"/>
+          </w:tcPr>
+          <w:p>
+            <w:r>
+              <w:rPr>
+                <w:b/>
+              </w:rPr>
+              <w:t>Meaning</w:t>
+            </w:r>
+          </w:p>
+        </w:tc>
+      </w:tr>
+      <w:tr>
+        <w:tc>
+          <w:tcPr>
+            <w:tcW w:type="pct" w:w="22%"/>
+            <w:tcBorders>
+              <w:top w:val="single" w:color="999999" w:sz="4"/>
+              <w:left w:val="single" w:color="999999" w:sz="4"/>
+              <w:bottom w:val="single" w:color="999999" w:sz="4"/>
+              <w:right w:val="single" w:color="999999" w:sz="4"/>
+            </w:tcBorders>
+            <w:shd w:fill="E8E8E8" w:val="clear"/>
+          </w:tcPr>
+          <w:p>
+            <w:r>
+              <w:rPr>
+                <w:b w:val="0"/>
+              </w:rPr>
+              <w:t>ABDM</w:t>
+            </w:r>
+          </w:p>
+        </w:tc>
+        <w:tc>
+          <w:tcPr>
+            <w:tcW w:type="pct" w:w="22%"/>
+            <w:tcBorders>
+              <w:top w:val="single" w:color="999999" w:sz="4"/>
+              <w:left w:val="single" w:color="999999" w:sz="4"/>
+              <w:bottom w:val="single" w:color="999999" w:sz="4"/>
+              <w:right w:val="single" w:color="999999" w:sz="4"/>
+            </w:tcBorders>
+            <w:shd w:fill="E8E8E8" w:val="clear"/>
+          </w:tcPr>
+          <w:p>
+            <w:r>
+              <w:rPr>
+                <w:b w:val="0"/>
+              </w:rPr>
+              <w:t>Ayushman Bharat Digital Mission</w:t>
+            </w:r>
+          </w:p>
+        </w:tc>
+      </w:tr>
+      <w:tr>
+        <w:tc>
+          <w:tcPr>
+            <w:tcW w:type="pct" w:w="22%"/>
+            <w:tcBorders>
+              <w:top w:val="single" w:color="999999" w:sz="4"/>
+              <w:left w:val="single" w:color="999999" w:sz="4"/>
+              <w:bottom w:val="single" w:color="999999" w:sz="4"/>
+              <w:right w:val="single" w:color="999999" w:sz="4"/>
+            </w:tcBorders>
+            <w:shd w:fill="E8E8E8" w:val="clear"/>
+          </w:tcPr>
+          <w:p>
+            <w:r>
+              <w:rPr>
+                <w:b w:val="0"/>
+              </w:rPr>
+              <w:t>CAPA</w:t>
+            </w:r>
+          </w:p>
+        </w:tc>
+        <w:tc>
+          <w:tcPr>
+            <w:tcW w:type="pct" w:w="22%"/>
+            <w:tcBorders>
+              <w:top w:val="single" w:color="999999" w:sz="4"/>
+              <w:left w:val="single" w:color="999999" w:sz="4"/>
+              <w:bottom w:val="single" w:color="999999" w:sz="4"/>
+              <w:right w:val="single" w:color="999999" w:sz="4"/>
+            </w:tcBorders>
+            <w:shd w:fill="E8E8E8" w:val="clear"/>
+          </w:tcPr>
+          <w:p>
+            <w:r>
+              <w:rPr>
+                <w:b w:val="0"/>
+              </w:rPr>
+              <w:t>corrective and preventive action</w:t>
+            </w:r>
+          </w:p>
+        </w:tc>
+      </w:tr>
+      <w:tr>
+        <w:tc>
+          <w:tcPr>
+            <w:tcW w:type="pct" w:w="22%"/>
+            <w:tcBorders>
+              <w:top w:val="single" w:color="999999" w:sz="4"/>
+              <w:left w:val="single" w:color="999999" w:sz="4"/>
+              <w:bottom w:val="single" w:color="999999" w:sz="4"/>
+              <w:right w:val="single" w:color="999999" w:sz="4"/>
+            </w:tcBorders>
+            <w:shd w:fill="E8E8E8" w:val="clear"/>
+          </w:tcPr>
+          <w:p>
+            <w:r>
+              <w:rPr>
+                <w:b w:val="0"/>
+              </w:rPr>
+              <w:t>EHR</w:t>
+            </w:r>
+          </w:p>
+        </w:tc>
+        <w:tc>
+          <w:tcPr>
+            <w:tcW w:type="pct" w:w="22%"/>
+            <w:tcBorders>
+              <w:top w:val="single" w:color="999999" w:sz="4"/>
+              <w:left w:val="single" w:color="999999" w:sz="4"/>
+              <w:bottom w:val="single" w:color="999999" w:sz="4"/>
+              <w:right w:val="single" w:color="999999" w:sz="4"/>
+            </w:tcBorders>
+            <w:shd w:fill="E8E8E8" w:val="clear"/>
+          </w:tcPr>
+          <w:p>
+            <w:r>
+              <w:rPr>
+                <w:b w:val="0"/>
+              </w:rPr>
+              <w:t>electronic health record</w:t>
+            </w:r>
+          </w:p>
+        </w:tc>
+      </w:tr>
+      <w:tr>
+        <w:tc>
+          <w:tcPr>
+            <w:tcW w:type="pct" w:w="22%"/>
+            <w:tcBorders>
+              <w:top w:val="single" w:color="999999" w:sz="4"/>
+              <w:left w:val="single" w:color="999999" w:sz="4"/>
+              <w:bottom w:val="single" w:color="999999" w:sz="4"/>
+              <w:right w:val="single" w:color="999999" w:sz="4"/>
+            </w:tcBorders>
+            <w:shd w:fill="E8E8E8" w:val="clear"/>
+          </w:tcPr>
+          <w:p>
+            <w:r>
+              <w:rPr>
+                <w:b w:val="0"/>
+              </w:rPr>
+              <w:t>IMS</w:t>
+            </w:r>
+          </w:p>
+        </w:tc>
+        <w:tc>
+          <w:tcPr>
+            <w:tcW w:type="pct" w:w="22%"/>
+            <w:tcBorders>
+              <w:top w:val="single" w:color="999999" w:sz="4"/>
+              <w:left w:val="single" w:color="999999" w:sz="4"/>
+              <w:bottom w:val="single" w:color="999999" w:sz="4"/>
+              <w:right w:val="single" w:color="999999" w:sz="4"/>
+            </w:tcBorders>
+            <w:shd w:fill="E8E8E8" w:val="clear"/>
+          </w:tcPr>
+          <w:p>
+            <w:r>
+              <w:rPr>
+                <w:b w:val="0"/>
+              </w:rPr>
+              <w:t>Information Management System (NABH SHCO chapter 10)</w:t>
+            </w:r>
+          </w:p>
+        </w:tc>
+      </w:tr>
+      <w:tr>
+        <w:tc>
+          <w:tcPr>
+            <w:tcW w:type="pct" w:w="22%"/>
+            <w:tcBorders>
+              <w:top w:val="single" w:color="999999" w:sz="4"/>
+              <w:left w:val="single" w:color="999999" w:sz="4"/>
+              <w:bottom w:val="single" w:color="999999" w:sz="4"/>
+              <w:right w:val="single" w:color="999999" w:sz="4"/>
+            </w:tcBorders>
+            <w:shd w:fill="E8E8E8" w:val="clear"/>
+          </w:tcPr>
+          <w:p>
+            <w:r>
+              <w:rPr>
+                <w:b w:val="0"/>
+              </w:rPr>
+              <w:t>IT</w:t>
+            </w:r>
+          </w:p>
+        </w:tc>
+        <w:tc>
+          <w:tcPr>
+            <w:tcW w:type="pct" w:w="22%"/>
+            <w:tcBorders>
+              <w:top w:val="single" w:color="999999" w:sz="4"/>
+              <w:left w:val="single" w:color="999999" w:sz="4"/>
+              <w:bottom w:val="single" w:color="999999" w:sz="4"/>
+              <w:right w:val="single" w:color="999999" w:sz="4"/>
+            </w:tcBorders>
+            <w:shd w:fill="E8E8E8" w:val="clear"/>
+          </w:tcPr>
+          <w:p>
+            <w:r>
+              <w:rPr>
+                <w:b w:val="0"/>
+              </w:rPr>
+              <w:t>information technology</w:t>
+            </w:r>
+          </w:p>
+        </w:tc>
+      </w:tr>
+      <w:tr>
+        <w:tc>
+          <w:tcPr>
+            <w:tcW w:type="pct" w:w="22%"/>
+            <w:tcBorders>
+              <w:top w:val="single" w:color="999999" w:sz="4"/>
+              <w:left w:val="single" w:color="999999" w:sz="4"/>
+              <w:bottom w:val="single" w:color="999999" w:sz="4"/>
+              <w:right w:val="single" w:color="999999" w:sz="4"/>
+            </w:tcBorders>
+            <w:shd w:fill="E8E8E8" w:val="clear"/>
+          </w:tcPr>
+          <w:p>
+            <w:r>
+              <w:rPr>
+                <w:b w:val="0"/>
+              </w:rPr>
+              <w:t>NABH</w:t>
+            </w:r>
+          </w:p>
+        </w:tc>
+        <w:tc>
+          <w:tcPr>
+            <w:tcW w:type="pct" w:w="22%"/>
+            <w:tcBorders>
+              <w:top w:val="single" w:color="999999" w:sz="4"/>
+              <w:left w:val="single" w:color="999999" w:sz="4"/>
+              <w:bottom w:val="single" w:color="999999" w:sz="4"/>
+              <w:right w:val="single" w:color="999999" w:sz="4"/>
+            </w:tcBorders>
+            <w:shd w:fill="E8E8E8" w:val="clear"/>
+          </w:tcPr>
+          <w:p>
+            <w:r>
+              <w:rPr>
+                <w:b w:val="0"/>
+              </w:rPr>
+              <w:t>National Accreditation Board for Hospitals and Healthcare Providers</w:t>
+            </w:r>
+          </w:p>
+        </w:tc>
+      </w:tr>
+      <w:tr>
+        <w:tc>
+          <w:tcPr>
+            <w:tcW w:type="pct" w:w="22%"/>
+            <w:tcBorders>
+              <w:top w:val="single" w:color="999999" w:sz="4"/>
+              <w:left w:val="single" w:color="999999" w:sz="4"/>
+              <w:bottom w:val="single" w:color="999999" w:sz="4"/>
+              <w:right w:val="single" w:color="999999" w:sz="4"/>
+            </w:tcBorders>
+            <w:shd w:fill="E8E8E8" w:val="clear"/>
+          </w:tcPr>
+          <w:p>
+            <w:r>
+              <w:rPr>
+                <w:b w:val="0"/>
+              </w:rPr>
+              <w:t>OE</w:t>
+            </w:r>
+          </w:p>
+        </w:tc>
+        <w:tc>
+          <w:tcPr>
+            <w:tcW w:type="pct" w:w="22%"/>
+            <w:tcBorders>
+              <w:top w:val="single" w:color="999999" w:sz="4"/>
+              <w:left w:val="single" w:color="999999" w:sz="4"/>
+              <w:bottom w:val="single" w:color="999999" w:sz="4"/>
+              <w:right w:val="single" w:color="999999" w:sz="4"/>
+            </w:tcBorders>
+            <w:shd w:fill="E8E8E8" w:val="clear"/>
+          </w:tcPr>
+          <w:p>
+            <w:r>
+              <w:rPr>
+                <w:b w:val="0"/>
+              </w:rPr>
+              <w:t>objective element</w:t>
+            </w:r>
+          </w:p>
+        </w:tc>
+      </w:tr>
+      <w:tr>
+        <w:tc>
+          <w:tcPr>
+            <w:tcW w:type="pct" w:w="22%"/>
+            <w:tcBorders>
+              <w:top w:val="single" w:color="999999" w:sz="4"/>
+              <w:left w:val="single" w:color="999999" w:sz="4"/>
+              <w:bottom w:val="single" w:color="999999" w:sz="4"/>
+              <w:right w:val="single" w:color="999999" w:sz="4"/>
+            </w:tcBorders>
+            <w:shd w:fill="E8E8E8" w:val="clear"/>
+          </w:tcPr>
+          <w:p>
+            <w:r>
+              <w:rPr>
+                <w:b w:val="0"/>
+              </w:rPr>
+              <w:t>SHCO</w:t>
+            </w:r>
+          </w:p>
+        </w:tc>
+        <w:tc>
+          <w:tcPr>
+            <w:tcW w:type="pct" w:w="22%"/>
+            <w:tcBorders>
+              <w:top w:val="single" w:color="999999" w:sz="4"/>
+              <w:left w:val="single" w:color="999999" w:sz="4"/>
+              <w:bottom w:val="single" w:color="999999" w:sz="4"/>
+              <w:right w:val="single" w:color="999999" w:sz="4"/>
+            </w:tcBorders>
+            <w:shd w:fill="E8E8E8" w:val="clear"/>
+          </w:tcPr>
+          <w:p>
+            <w:r>
+              <w:rPr>
+                <w:b w:val="0"/>
+              </w:rPr>
+              <w:t>Standards for Small Healthcare Organisations</w:t>
+            </w:r>
+          </w:p>
+        </w:tc>
+      </w:tr>
+    </w:tbl>
     <w:p>
       <w:pPr>
         <w:pStyle w:val="Heading1"/>

--- a/policies/build/masters/IMS.4_v2_master.docx
+++ b/policies/build/masters/IMS.4_v2_master.docx
@@ -677,31 +677,7 @@
           <w:sz w:val="22"/>
           <w:szCs w:val="22"/>
         </w:rPr>
-        <w:t xml:space="preserve">The chapter intent is that confidentiality of protected health information is paramount and is safeguarded across all information processing, storing and disseminating platforms.</w:t>
-      </w:r>
-    </w:p>
-    <w:p>
-      <w:pPr>
-        <w:spacing w:after="140"/>
-      </w:pPr>
-      <w:r>
-        <w:rPr>
-          <w:sz w:val="22"/>
-          <w:szCs w:val="22"/>
-        </w:rPr>
         <w:t xml:space="preserve">IMS.4 owns patient medical records and general organisational information. HRM.6 owns confidentiality of staff personal files. PRE.2 owns the patient's right of access to records; this policy owns how access requests are processed.</w:t>
-      </w:r>
-    </w:p>
-    <w:p>
-      <w:pPr>
-        <w:spacing w:after="140"/>
-      </w:pPr>
-      <w:r>
-        <w:rPr>
-          <w:sz w:val="22"/>
-          <w:szCs w:val="22"/>
-        </w:rPr>
-        <w:t xml:space="preserve">Words marked «like this» are defaults a small hospital can keep. A blank marked «________» has no sensible default. Fill it in before this document is signed.</w:t>
       </w:r>
     </w:p>
     <w:p>
@@ -735,86 +711,6 @@
           <w:szCs w:val="22"/>
         </w:rPr>
         <w:t xml:space="preserve">It covers the five elements IMS.4.a–e. It does not cover medical-record contents (IMS.2), continuity items (IMS.3), retention and destruction (IMS.5), or medical-record review (IMS.6).</w:t>
-      </w:r>
-    </w:p>
-    <w:p>
-      <w:pPr>
-        <w:spacing w:after="140"/>
-      </w:pPr>
-      <w:r>
-        <w:rPr>
-          <w:sz w:val="22"/>
-          <w:szCs w:val="22"/>
-        </w:rPr>
-        <w:t xml:space="preserve">Boundaries with other policies of «Hospital Name»:</w:t>
-      </w:r>
-    </w:p>
-    <w:p>
-      <w:pPr>
-        <w:pStyle w:val="ListParagraph"/>
-        <w:numPr>
-          <w:ilvl w:val="0"/>
-          <w:numId w:val="1"/>
-        </w:numPr>
-        <w:spacing w:after="60"/>
-      </w:pPr>
-      <w:r>
-        <w:rPr>
-          <w:sz w:val="22"/>
-          <w:szCs w:val="22"/>
-        </w:rPr>
-        <w:t xml:space="preserve">HRM.6 owns confidentiality of staff personal files. This policy owns patient medical records and general information (not staff HR files).</w:t>
-      </w:r>
-    </w:p>
-    <w:p>
-      <w:pPr>
-        <w:pStyle w:val="ListParagraph"/>
-        <w:numPr>
-          <w:ilvl w:val="0"/>
-          <w:numId w:val="1"/>
-        </w:numPr>
-        <w:spacing w:after="60"/>
-      </w:pPr>
-      <w:r>
-        <w:rPr>
-          <w:sz w:val="22"/>
-          <w:szCs w:val="22"/>
-        </w:rPr>
-        <w:t xml:space="preserve">PRE.2 owns the patient's right of access to records. This policy owns the consistent process for access requests by patients, physicians and public agencies (IMS.4.e).</w:t>
-      </w:r>
-    </w:p>
-    <w:p>
-      <w:pPr>
-        <w:pStyle w:val="ListParagraph"/>
-        <w:numPr>
-          <w:ilvl w:val="0"/>
-          <w:numId w:val="1"/>
-        </w:numPr>
-        <w:spacing w:after="60"/>
-      </w:pPr>
-      <w:r>
-        <w:rPr>
-          <w:sz w:val="22"/>
-          <w:szCs w:val="22"/>
-        </w:rPr>
-        <w:t xml:space="preserve">IMS.1.d owns contribution to external databases in accordance with law and regulations. A contribution that includes privileged health information also meets this policy's disclosure gate (IMS.4.d).</w:t>
-      </w:r>
-    </w:p>
-    <w:p>
-      <w:pPr>
-        <w:pStyle w:val="ListParagraph"/>
-        <w:numPr>
-          <w:ilvl w:val="0"/>
-          <w:numId w:val="1"/>
-        </w:numPr>
-        <w:spacing w:after="60"/>
-      </w:pPr>
-      <w:r>
-        <w:rPr>
-          <w:sz w:val="22"/>
-          <w:szCs w:val="22"/>
-        </w:rPr>
-        <w:t xml:space="preserve">IMS.3.f owns care-provider access for care. This policy owns that such access is confidential, integral and secure.</w:t>
       </w:r>
     </w:p>
     <w:p>

--- a/policies/build/masters/IMS.4_v2_master.docx
+++ b/policies/build/masters/IMS.4_v2_master.docx
@@ -2571,6 +2571,490 @@
         <w:t xml:space="preserve">The Medical Records Officer holds signed acknowledgements.</w:t>
       </w:r>
     </w:p>
+    <w:p>
+      <w:pPr>
+        <w:pStyle w:val="Heading1"/>
+        <w:spacing w:after="120" w:before="280"/>
+      </w:pPr>
+      <w:r>
+        <w:t>10. Distribution</w:t>
+      </w:r>
+    </w:p>
+    <w:p>
+      <w:pPr>
+        <w:spacing w:after="140"/>
+      </w:pPr>
+      <w:r>
+        <w:rPr>
+          <w:sz w:val="22"/>
+          <w:szCs w:val="22"/>
+        </w:rPr>
+        <w:t xml:space="preserve">Official master copy: office of the Medical Superintendent, «Hospital Name», with the Medical Records Officer and the Quality Coordinator.</w:t>
+      </w:r>
+    </w:p>
+    <w:p>
+      <w:pPr>
+        <w:spacing w:after="140"/>
+      </w:pPr>
+      <w:r>
+        <w:rPr>
+          <w:sz w:val="22"/>
+          <w:szCs w:val="22"/>
+        </w:rPr>
+        <w:t xml:space="preserve">Copies issued to: all departments; IT / information-systems in-charge; nursing administration; records office.</w:t>
+      </w:r>
+    </w:p>
+    <w:p>
+      <w:pPr>
+        <w:spacing w:after="140"/>
+      </w:pPr>
+      <w:r>
+        <w:rPr>
+          <w:sz w:val="22"/>
+          <w:szCs w:val="22"/>
+        </w:rPr>
+        <w:t xml:space="preserve">The current version is available to all staff at the «records-office policy file» and, if the hospital keeps an intranet, at «staff intranet / policies».</w:t>
+      </w:r>
+    </w:p>
+    <w:p>
+      <w:pPr>
+        <w:spacing w:after="140"/>
+      </w:pPr>
+      <w:r>
+        <w:rPr>
+          <w:sz w:val="22"/>
+          <w:szCs w:val="22"/>
+        </w:rPr>
+        <w:t xml:space="preserve">When a new version is issued, take old copies out of use.</w:t>
+      </w:r>
+    </w:p>
+    <w:p>
+      <w:pPr>
+        <w:pStyle w:val="Heading1"/>
+        <w:spacing w:after="120" w:before="280"/>
+      </w:pPr>
+      <w:r>
+        <w:t>11. Abbreviations</w:t>
+      </w:r>
+    </w:p>
+    <w:tbl>
+      <w:tblPr>
+        <w:tblW w:type="pct" w:w="100%"/>
+        <w:tblBorders>
+          <w:top w:val="single" w:color="auto" w:sz="4"/>
+          <w:left w:val="single" w:color="auto" w:sz="4"/>
+          <w:bottom w:val="single" w:color="auto" w:sz="4"/>
+          <w:right w:val="single" w:color="auto" w:sz="4"/>
+          <w:insideH w:val="single" w:color="auto" w:sz="4"/>
+          <w:insideV w:val="single" w:color="auto" w:sz="4"/>
+        </w:tblBorders>
+      </w:tblPr>
+      <w:tblGrid>
+        <w:gridCol w:w="100"/>
+        <w:gridCol w:w="100"/>
+      </w:tblGrid>
+      <w:tr>
+        <w:tc>
+          <w:tcPr>
+            <w:tcW w:type="pct" w:w="22%"/>
+            <w:tcBorders>
+              <w:top w:val="single" w:color="999999" w:sz="4"/>
+              <w:left w:val="single" w:color="999999" w:sz="4"/>
+              <w:bottom w:val="single" w:color="999999" w:sz="4"/>
+              <w:right w:val="single" w:color="999999" w:sz="4"/>
+            </w:tcBorders>
+            <w:shd w:fill="E8E8E8" w:val="clear"/>
+          </w:tcPr>
+          <w:p>
+            <w:r>
+              <w:rPr>
+                <w:b/>
+              </w:rPr>
+              <w:t>Abbreviation</w:t>
+            </w:r>
+          </w:p>
+        </w:tc>
+        <w:tc>
+          <w:tcPr>
+            <w:tcW w:type="pct" w:w="22%"/>
+            <w:tcBorders>
+              <w:top w:val="single" w:color="999999" w:sz="4"/>
+              <w:left w:val="single" w:color="999999" w:sz="4"/>
+              <w:bottom w:val="single" w:color="999999" w:sz="4"/>
+              <w:right w:val="single" w:color="999999" w:sz="4"/>
+            </w:tcBorders>
+            <w:shd w:fill="E8E8E8" w:val="clear"/>
+          </w:tcPr>
+          <w:p>
+            <w:r>
+              <w:rPr>
+                <w:b/>
+              </w:rPr>
+              <w:t>Meaning</w:t>
+            </w:r>
+          </w:p>
+        </w:tc>
+      </w:tr>
+      <w:tr>
+        <w:tc>
+          <w:tcPr>
+            <w:tcW w:type="pct" w:w="22%"/>
+            <w:tcBorders>
+              <w:top w:val="single" w:color="999999" w:sz="4"/>
+              <w:left w:val="single" w:color="999999" w:sz="4"/>
+              <w:bottom w:val="single" w:color="999999" w:sz="4"/>
+              <w:right w:val="single" w:color="999999" w:sz="4"/>
+            </w:tcBorders>
+            <w:shd w:fill="E8E8E8" w:val="clear"/>
+          </w:tcPr>
+          <w:p>
+            <w:r>
+              <w:rPr>
+                <w:b w:val="0"/>
+              </w:rPr>
+              <w:t>ABDM</w:t>
+            </w:r>
+          </w:p>
+        </w:tc>
+        <w:tc>
+          <w:tcPr>
+            <w:tcW w:type="pct" w:w="22%"/>
+            <w:tcBorders>
+              <w:top w:val="single" w:color="999999" w:sz="4"/>
+              <w:left w:val="single" w:color="999999" w:sz="4"/>
+              <w:bottom w:val="single" w:color="999999" w:sz="4"/>
+              <w:right w:val="single" w:color="999999" w:sz="4"/>
+            </w:tcBorders>
+            <w:shd w:fill="E8E8E8" w:val="clear"/>
+          </w:tcPr>
+          <w:p>
+            <w:r>
+              <w:rPr>
+                <w:b w:val="0"/>
+              </w:rPr>
+              <w:t>Ayushman Bharat Digital Mission</w:t>
+            </w:r>
+          </w:p>
+        </w:tc>
+      </w:tr>
+      <w:tr>
+        <w:tc>
+          <w:tcPr>
+            <w:tcW w:type="pct" w:w="22%"/>
+            <w:tcBorders>
+              <w:top w:val="single" w:color="999999" w:sz="4"/>
+              <w:left w:val="single" w:color="999999" w:sz="4"/>
+              <w:bottom w:val="single" w:color="999999" w:sz="4"/>
+              <w:right w:val="single" w:color="999999" w:sz="4"/>
+            </w:tcBorders>
+            <w:shd w:fill="E8E8E8" w:val="clear"/>
+          </w:tcPr>
+          <w:p>
+            <w:r>
+              <w:rPr>
+                <w:b w:val="0"/>
+              </w:rPr>
+              <w:t>CAPA</w:t>
+            </w:r>
+          </w:p>
+        </w:tc>
+        <w:tc>
+          <w:tcPr>
+            <w:tcW w:type="pct" w:w="22%"/>
+            <w:tcBorders>
+              <w:top w:val="single" w:color="999999" w:sz="4"/>
+              <w:left w:val="single" w:color="999999" w:sz="4"/>
+              <w:bottom w:val="single" w:color="999999" w:sz="4"/>
+              <w:right w:val="single" w:color="999999" w:sz="4"/>
+            </w:tcBorders>
+            <w:shd w:fill="E8E8E8" w:val="clear"/>
+          </w:tcPr>
+          <w:p>
+            <w:r>
+              <w:rPr>
+                <w:b w:val="0"/>
+              </w:rPr>
+              <w:t>corrective and preventive action</w:t>
+            </w:r>
+          </w:p>
+        </w:tc>
+      </w:tr>
+      <w:tr>
+        <w:tc>
+          <w:tcPr>
+            <w:tcW w:type="pct" w:w="22%"/>
+            <w:tcBorders>
+              <w:top w:val="single" w:color="999999" w:sz="4"/>
+              <w:left w:val="single" w:color="999999" w:sz="4"/>
+              <w:bottom w:val="single" w:color="999999" w:sz="4"/>
+              <w:right w:val="single" w:color="999999" w:sz="4"/>
+            </w:tcBorders>
+            <w:shd w:fill="E8E8E8" w:val="clear"/>
+          </w:tcPr>
+          <w:p>
+            <w:r>
+              <w:rPr>
+                <w:b w:val="0"/>
+              </w:rPr>
+              <w:t>EHR</w:t>
+            </w:r>
+          </w:p>
+        </w:tc>
+        <w:tc>
+          <w:tcPr>
+            <w:tcW w:type="pct" w:w="22%"/>
+            <w:tcBorders>
+              <w:top w:val="single" w:color="999999" w:sz="4"/>
+              <w:left w:val="single" w:color="999999" w:sz="4"/>
+              <w:bottom w:val="single" w:color="999999" w:sz="4"/>
+              <w:right w:val="single" w:color="999999" w:sz="4"/>
+            </w:tcBorders>
+            <w:shd w:fill="E8E8E8" w:val="clear"/>
+          </w:tcPr>
+          <w:p>
+            <w:r>
+              <w:rPr>
+                <w:b w:val="0"/>
+              </w:rPr>
+              <w:t>electronic health record</w:t>
+            </w:r>
+          </w:p>
+        </w:tc>
+      </w:tr>
+      <w:tr>
+        <w:tc>
+          <w:tcPr>
+            <w:tcW w:type="pct" w:w="22%"/>
+            <w:tcBorders>
+              <w:top w:val="single" w:color="999999" w:sz="4"/>
+              <w:left w:val="single" w:color="999999" w:sz="4"/>
+              <w:bottom w:val="single" w:color="999999" w:sz="4"/>
+              <w:right w:val="single" w:color="999999" w:sz="4"/>
+            </w:tcBorders>
+            <w:shd w:fill="E8E8E8" w:val="clear"/>
+          </w:tcPr>
+          <w:p>
+            <w:r>
+              <w:rPr>
+                <w:b w:val="0"/>
+              </w:rPr>
+              <w:t>IMS</w:t>
+            </w:r>
+          </w:p>
+        </w:tc>
+        <w:tc>
+          <w:tcPr>
+            <w:tcW w:type="pct" w:w="22%"/>
+            <w:tcBorders>
+              <w:top w:val="single" w:color="999999" w:sz="4"/>
+              <w:left w:val="single" w:color="999999" w:sz="4"/>
+              <w:bottom w:val="single" w:color="999999" w:sz="4"/>
+              <w:right w:val="single" w:color="999999" w:sz="4"/>
+            </w:tcBorders>
+            <w:shd w:fill="E8E8E8" w:val="clear"/>
+          </w:tcPr>
+          <w:p>
+            <w:r>
+              <w:rPr>
+                <w:b w:val="0"/>
+              </w:rPr>
+              <w:t>Information Management System (NABH SHCO chapter 10)</w:t>
+            </w:r>
+          </w:p>
+        </w:tc>
+      </w:tr>
+      <w:tr>
+        <w:tc>
+          <w:tcPr>
+            <w:tcW w:type="pct" w:w="22%"/>
+            <w:tcBorders>
+              <w:top w:val="single" w:color="999999" w:sz="4"/>
+              <w:left w:val="single" w:color="999999" w:sz="4"/>
+              <w:bottom w:val="single" w:color="999999" w:sz="4"/>
+              <w:right w:val="single" w:color="999999" w:sz="4"/>
+            </w:tcBorders>
+            <w:shd w:fill="E8E8E8" w:val="clear"/>
+          </w:tcPr>
+          <w:p>
+            <w:r>
+              <w:rPr>
+                <w:b w:val="0"/>
+              </w:rPr>
+              <w:t>IT</w:t>
+            </w:r>
+          </w:p>
+        </w:tc>
+        <w:tc>
+          <w:tcPr>
+            <w:tcW w:type="pct" w:w="22%"/>
+            <w:tcBorders>
+              <w:top w:val="single" w:color="999999" w:sz="4"/>
+              <w:left w:val="single" w:color="999999" w:sz="4"/>
+              <w:bottom w:val="single" w:color="999999" w:sz="4"/>
+              <w:right w:val="single" w:color="999999" w:sz="4"/>
+            </w:tcBorders>
+            <w:shd w:fill="E8E8E8" w:val="clear"/>
+          </w:tcPr>
+          <w:p>
+            <w:r>
+              <w:rPr>
+                <w:b w:val="0"/>
+              </w:rPr>
+              <w:t>information technology</w:t>
+            </w:r>
+          </w:p>
+        </w:tc>
+      </w:tr>
+      <w:tr>
+        <w:tc>
+          <w:tcPr>
+            <w:tcW w:type="pct" w:w="22%"/>
+            <w:tcBorders>
+              <w:top w:val="single" w:color="999999" w:sz="4"/>
+              <w:left w:val="single" w:color="999999" w:sz="4"/>
+              <w:bottom w:val="single" w:color="999999" w:sz="4"/>
+              <w:right w:val="single" w:color="999999" w:sz="4"/>
+            </w:tcBorders>
+            <w:shd w:fill="E8E8E8" w:val="clear"/>
+          </w:tcPr>
+          <w:p>
+            <w:r>
+              <w:rPr>
+                <w:b w:val="0"/>
+              </w:rPr>
+              <w:t>NABH</w:t>
+            </w:r>
+          </w:p>
+        </w:tc>
+        <w:tc>
+          <w:tcPr>
+            <w:tcW w:type="pct" w:w="22%"/>
+            <w:tcBorders>
+              <w:top w:val="single" w:color="999999" w:sz="4"/>
+              <w:left w:val="single" w:color="999999" w:sz="4"/>
+              <w:bottom w:val="single" w:color="999999" w:sz="4"/>
+              <w:right w:val="single" w:color="999999" w:sz="4"/>
+            </w:tcBorders>
+            <w:shd w:fill="E8E8E8" w:val="clear"/>
+          </w:tcPr>
+          <w:p>
+            <w:r>
+              <w:rPr>
+                <w:b w:val="0"/>
+              </w:rPr>
+              <w:t>National Accreditation Board for Hospitals and Healthcare Providers</w:t>
+            </w:r>
+          </w:p>
+        </w:tc>
+      </w:tr>
+      <w:tr>
+        <w:tc>
+          <w:tcPr>
+            <w:tcW w:type="pct" w:w="22%"/>
+            <w:tcBorders>
+              <w:top w:val="single" w:color="999999" w:sz="4"/>
+              <w:left w:val="single" w:color="999999" w:sz="4"/>
+              <w:bottom w:val="single" w:color="999999" w:sz="4"/>
+              <w:right w:val="single" w:color="999999" w:sz="4"/>
+            </w:tcBorders>
+            <w:shd w:fill="E8E8E8" w:val="clear"/>
+          </w:tcPr>
+          <w:p>
+            <w:r>
+              <w:rPr>
+                <w:b w:val="0"/>
+              </w:rPr>
+              <w:t>OE</w:t>
+            </w:r>
+          </w:p>
+        </w:tc>
+        <w:tc>
+          <w:tcPr>
+            <w:tcW w:type="pct" w:w="22%"/>
+            <w:tcBorders>
+              <w:top w:val="single" w:color="999999" w:sz="4"/>
+              <w:left w:val="single" w:color="999999" w:sz="4"/>
+              <w:bottom w:val="single" w:color="999999" w:sz="4"/>
+              <w:right w:val="single" w:color="999999" w:sz="4"/>
+            </w:tcBorders>
+            <w:shd w:fill="E8E8E8" w:val="clear"/>
+          </w:tcPr>
+          <w:p>
+            <w:r>
+              <w:rPr>
+                <w:b w:val="0"/>
+              </w:rPr>
+              <w:t>objective element</w:t>
+            </w:r>
+          </w:p>
+        </w:tc>
+      </w:tr>
+      <w:tr>
+        <w:tc>
+          <w:tcPr>
+            <w:tcW w:type="pct" w:w="22%"/>
+            <w:tcBorders>
+              <w:top w:val="single" w:color="999999" w:sz="4"/>
+              <w:left w:val="single" w:color="999999" w:sz="4"/>
+              <w:bottom w:val="single" w:color="999999" w:sz="4"/>
+              <w:right w:val="single" w:color="999999" w:sz="4"/>
+            </w:tcBorders>
+            <w:shd w:fill="E8E8E8" w:val="clear"/>
+          </w:tcPr>
+          <w:p>
+            <w:r>
+              <w:rPr>
+                <w:b w:val="0"/>
+              </w:rPr>
+              <w:t>SHCO</w:t>
+            </w:r>
+          </w:p>
+        </w:tc>
+        <w:tc>
+          <w:tcPr>
+            <w:tcW w:type="pct" w:w="22%"/>
+            <w:tcBorders>
+              <w:top w:val="single" w:color="999999" w:sz="4"/>
+              <w:left w:val="single" w:color="999999" w:sz="4"/>
+              <w:bottom w:val="single" w:color="999999" w:sz="4"/>
+              <w:right w:val="single" w:color="999999" w:sz="4"/>
+            </w:tcBorders>
+            <w:shd w:fill="E8E8E8" w:val="clear"/>
+          </w:tcPr>
+          <w:p>
+            <w:r>
+              <w:rPr>
+                <w:b w:val="0"/>
+              </w:rPr>
+              <w:t>Standards for Small Healthcare Organisations</w:t>
+            </w:r>
+          </w:p>
+        </w:tc>
+      </w:tr>
+    </w:tbl>
+    <w:p>
+      <w:pPr>
+        <w:pStyle w:val="Heading1"/>
+        <w:spacing w:after="120" w:before="280"/>
+      </w:pPr>
+      <w:r>
+        <w:t>12. Traceability to NABH SHCO 3rd Edition IMS.4</w:t>
+      </w:r>
+    </w:p>
+    <w:p>
+      <w:pPr>
+        <w:spacing w:after="120"/>
+      </w:pPr>
+      <w:r>
+        <w:rPr>
+          <w:i/>
+          <w:iCs/>
+          <w:sz w:val="20"/>
+          <w:szCs w:val="20"/>
+        </w:rPr>
+        <w:t xml:space="preserve">This table is an index. It is not how the policy is organised.</w:t>
+      </w:r>
+    </w:p>
     <w:tbl>
       <w:tblPr>
         <w:tblW w:type="pct" w:w="100%"/>
@@ -3235,490 +3719,6 @@
         </w:tc>
       </w:tr>
     </w:tbl>
-    <w:p>
-      <w:pPr>
-        <w:pStyle w:val="Heading1"/>
-        <w:spacing w:after="120" w:before="280"/>
-      </w:pPr>
-      <w:r>
-        <w:t>10. Distribution</w:t>
-      </w:r>
-    </w:p>
-    <w:p>
-      <w:pPr>
-        <w:spacing w:after="140"/>
-      </w:pPr>
-      <w:r>
-        <w:rPr>
-          <w:sz w:val="22"/>
-          <w:szCs w:val="22"/>
-        </w:rPr>
-        <w:t xml:space="preserve">Official master copy: office of the Medical Superintendent, «Hospital Name», with the Medical Records Officer and the Quality Coordinator.</w:t>
-      </w:r>
-    </w:p>
-    <w:p>
-      <w:pPr>
-        <w:spacing w:after="140"/>
-      </w:pPr>
-      <w:r>
-        <w:rPr>
-          <w:sz w:val="22"/>
-          <w:szCs w:val="22"/>
-        </w:rPr>
-        <w:t xml:space="preserve">Copies issued to: all departments; IT / information-systems in-charge; nursing administration; records office.</w:t>
-      </w:r>
-    </w:p>
-    <w:p>
-      <w:pPr>
-        <w:spacing w:after="140"/>
-      </w:pPr>
-      <w:r>
-        <w:rPr>
-          <w:sz w:val="22"/>
-          <w:szCs w:val="22"/>
-        </w:rPr>
-        <w:t xml:space="preserve">The current version is available to all staff at the «records-office policy file» and, if the hospital keeps an intranet, at «staff intranet / policies».</w:t>
-      </w:r>
-    </w:p>
-    <w:p>
-      <w:pPr>
-        <w:spacing w:after="140"/>
-      </w:pPr>
-      <w:r>
-        <w:rPr>
-          <w:sz w:val="22"/>
-          <w:szCs w:val="22"/>
-        </w:rPr>
-        <w:t xml:space="preserve">When a new version is issued, take old copies out of use.</w:t>
-      </w:r>
-    </w:p>
-    <w:p>
-      <w:pPr>
-        <w:pStyle w:val="Heading1"/>
-        <w:spacing w:after="120" w:before="280"/>
-      </w:pPr>
-      <w:r>
-        <w:t>11. Abbreviations</w:t>
-      </w:r>
-    </w:p>
-    <w:tbl>
-      <w:tblPr>
-        <w:tblW w:type="pct" w:w="100%"/>
-        <w:tblBorders>
-          <w:top w:val="single" w:color="auto" w:sz="4"/>
-          <w:left w:val="single" w:color="auto" w:sz="4"/>
-          <w:bottom w:val="single" w:color="auto" w:sz="4"/>
-          <w:right w:val="single" w:color="auto" w:sz="4"/>
-          <w:insideH w:val="single" w:color="auto" w:sz="4"/>
-          <w:insideV w:val="single" w:color="auto" w:sz="4"/>
-        </w:tblBorders>
-      </w:tblPr>
-      <w:tblGrid>
-        <w:gridCol w:w="100"/>
-        <w:gridCol w:w="100"/>
-      </w:tblGrid>
-      <w:tr>
-        <w:tc>
-          <w:tcPr>
-            <w:tcW w:type="pct" w:w="22%"/>
-            <w:tcBorders>
-              <w:top w:val="single" w:color="999999" w:sz="4"/>
-              <w:left w:val="single" w:color="999999" w:sz="4"/>
-              <w:bottom w:val="single" w:color="999999" w:sz="4"/>
-              <w:right w:val="single" w:color="999999" w:sz="4"/>
-            </w:tcBorders>
-            <w:shd w:fill="E8E8E8" w:val="clear"/>
-          </w:tcPr>
-          <w:p>
-            <w:r>
-              <w:rPr>
-                <w:b/>
-              </w:rPr>
-              <w:t>Abbreviation</w:t>
-            </w:r>
-          </w:p>
-        </w:tc>
-        <w:tc>
-          <w:tcPr>
-            <w:tcW w:type="pct" w:w="22%"/>
-            <w:tcBorders>
-              <w:top w:val="single" w:color="999999" w:sz="4"/>
-              <w:left w:val="single" w:color="999999" w:sz="4"/>
-              <w:bottom w:val="single" w:color="999999" w:sz="4"/>
-              <w:right w:val="single" w:color="999999" w:sz="4"/>
-            </w:tcBorders>
-            <w:shd w:fill="E8E8E8" w:val="clear"/>
-          </w:tcPr>
-          <w:p>
-            <w:r>
-              <w:rPr>
-                <w:b/>
-              </w:rPr>
-              <w:t>Meaning</w:t>
-            </w:r>
-          </w:p>
-        </w:tc>
-      </w:tr>
-      <w:tr>
-        <w:tc>
-          <w:tcPr>
-            <w:tcW w:type="pct" w:w="22%"/>
-            <w:tcBorders>
-              <w:top w:val="single" w:color="999999" w:sz="4"/>
-              <w:left w:val="single" w:color="999999" w:sz="4"/>
-              <w:bottom w:val="single" w:color="999999" w:sz="4"/>
-              <w:right w:val="single" w:color="999999" w:sz="4"/>
-            </w:tcBorders>
-            <w:shd w:fill="E8E8E8" w:val="clear"/>
-          </w:tcPr>
-          <w:p>
-            <w:r>
-              <w:rPr>
-                <w:b w:val="0"/>
-              </w:rPr>
-              <w:t>ABDM</w:t>
-            </w:r>
-          </w:p>
-        </w:tc>
-        <w:tc>
-          <w:tcPr>
-            <w:tcW w:type="pct" w:w="22%"/>
-            <w:tcBorders>
-              <w:top w:val="single" w:color="999999" w:sz="4"/>
-              <w:left w:val="single" w:color="999999" w:sz="4"/>
-              <w:bottom w:val="single" w:color="999999" w:sz="4"/>
-              <w:right w:val="single" w:color="999999" w:sz="4"/>
-            </w:tcBorders>
-            <w:shd w:fill="E8E8E8" w:val="clear"/>
-          </w:tcPr>
-          <w:p>
-            <w:r>
-              <w:rPr>
-                <w:b w:val="0"/>
-              </w:rPr>
-              <w:t>Ayushman Bharat Digital Mission</w:t>
-            </w:r>
-          </w:p>
-        </w:tc>
-      </w:tr>
-      <w:tr>
-        <w:tc>
-          <w:tcPr>
-            <w:tcW w:type="pct" w:w="22%"/>
-            <w:tcBorders>
-              <w:top w:val="single" w:color="999999" w:sz="4"/>
-              <w:left w:val="single" w:color="999999" w:sz="4"/>
-              <w:bottom w:val="single" w:color="999999" w:sz="4"/>
-              <w:right w:val="single" w:color="999999" w:sz="4"/>
-            </w:tcBorders>
-            <w:shd w:fill="E8E8E8" w:val="clear"/>
-          </w:tcPr>
-          <w:p>
-            <w:r>
-              <w:rPr>
-                <w:b w:val="0"/>
-              </w:rPr>
-              <w:t>CAPA</w:t>
-            </w:r>
-          </w:p>
-        </w:tc>
-        <w:tc>
-          <w:tcPr>
-            <w:tcW w:type="pct" w:w="22%"/>
-            <w:tcBorders>
-              <w:top w:val="single" w:color="999999" w:sz="4"/>
-              <w:left w:val="single" w:color="999999" w:sz="4"/>
-              <w:bottom w:val="single" w:color="999999" w:sz="4"/>
-              <w:right w:val="single" w:color="999999" w:sz="4"/>
-            </w:tcBorders>
-            <w:shd w:fill="E8E8E8" w:val="clear"/>
-          </w:tcPr>
-          <w:p>
-            <w:r>
-              <w:rPr>
-                <w:b w:val="0"/>
-              </w:rPr>
-              <w:t>corrective and preventive action</w:t>
-            </w:r>
-          </w:p>
-        </w:tc>
-      </w:tr>
-      <w:tr>
-        <w:tc>
-          <w:tcPr>
-            <w:tcW w:type="pct" w:w="22%"/>
-            <w:tcBorders>
-              <w:top w:val="single" w:color="999999" w:sz="4"/>
-              <w:left w:val="single" w:color="999999" w:sz="4"/>
-              <w:bottom w:val="single" w:color="999999" w:sz="4"/>
-              <w:right w:val="single" w:color="999999" w:sz="4"/>
-            </w:tcBorders>
-            <w:shd w:fill="E8E8E8" w:val="clear"/>
-          </w:tcPr>
-          <w:p>
-            <w:r>
-              <w:rPr>
-                <w:b w:val="0"/>
-              </w:rPr>
-              <w:t>EHR</w:t>
-            </w:r>
-          </w:p>
-        </w:tc>
-        <w:tc>
-          <w:tcPr>
-            <w:tcW w:type="pct" w:w="22%"/>
-            <w:tcBorders>
-              <w:top w:val="single" w:color="999999" w:sz="4"/>
-              <w:left w:val="single" w:color="999999" w:sz="4"/>
-              <w:bottom w:val="single" w:color="999999" w:sz="4"/>
-              <w:right w:val="single" w:color="999999" w:sz="4"/>
-            </w:tcBorders>
-            <w:shd w:fill="E8E8E8" w:val="clear"/>
-          </w:tcPr>
-          <w:p>
-            <w:r>
-              <w:rPr>
-                <w:b w:val="0"/>
-              </w:rPr>
-              <w:t>electronic health record</w:t>
-            </w:r>
-          </w:p>
-        </w:tc>
-      </w:tr>
-      <w:tr>
-        <w:tc>
-          <w:tcPr>
-            <w:tcW w:type="pct" w:w="22%"/>
-            <w:tcBorders>
-              <w:top w:val="single" w:color="999999" w:sz="4"/>
-              <w:left w:val="single" w:color="999999" w:sz="4"/>
-              <w:bottom w:val="single" w:color="999999" w:sz="4"/>
-              <w:right w:val="single" w:color="999999" w:sz="4"/>
-            </w:tcBorders>
-            <w:shd w:fill="E8E8E8" w:val="clear"/>
-          </w:tcPr>
-          <w:p>
-            <w:r>
-              <w:rPr>
-                <w:b w:val="0"/>
-              </w:rPr>
-              <w:t>IMS</w:t>
-            </w:r>
-          </w:p>
-        </w:tc>
-        <w:tc>
-          <w:tcPr>
-            <w:tcW w:type="pct" w:w="22%"/>
-            <w:tcBorders>
-              <w:top w:val="single" w:color="999999" w:sz="4"/>
-              <w:left w:val="single" w:color="999999" w:sz="4"/>
-              <w:bottom w:val="single" w:color="999999" w:sz="4"/>
-              <w:right w:val="single" w:color="999999" w:sz="4"/>
-            </w:tcBorders>
-            <w:shd w:fill="E8E8E8" w:val="clear"/>
-          </w:tcPr>
-          <w:p>
-            <w:r>
-              <w:rPr>
-                <w:b w:val="0"/>
-              </w:rPr>
-              <w:t>Information Management System (NABH SHCO chapter 10)</w:t>
-            </w:r>
-          </w:p>
-        </w:tc>
-      </w:tr>
-      <w:tr>
-        <w:tc>
-          <w:tcPr>
-            <w:tcW w:type="pct" w:w="22%"/>
-            <w:tcBorders>
-              <w:top w:val="single" w:color="999999" w:sz="4"/>
-              <w:left w:val="single" w:color="999999" w:sz="4"/>
-              <w:bottom w:val="single" w:color="999999" w:sz="4"/>
-              <w:right w:val="single" w:color="999999" w:sz="4"/>
-            </w:tcBorders>
-            <w:shd w:fill="E8E8E8" w:val="clear"/>
-          </w:tcPr>
-          <w:p>
-            <w:r>
-              <w:rPr>
-                <w:b w:val="0"/>
-              </w:rPr>
-              <w:t>IT</w:t>
-            </w:r>
-          </w:p>
-        </w:tc>
-        <w:tc>
-          <w:tcPr>
-            <w:tcW w:type="pct" w:w="22%"/>
-            <w:tcBorders>
-              <w:top w:val="single" w:color="999999" w:sz="4"/>
-              <w:left w:val="single" w:color="999999" w:sz="4"/>
-              <w:bottom w:val="single" w:color="999999" w:sz="4"/>
-              <w:right w:val="single" w:color="999999" w:sz="4"/>
-            </w:tcBorders>
-            <w:shd w:fill="E8E8E8" w:val="clear"/>
-          </w:tcPr>
-          <w:p>
-            <w:r>
-              <w:rPr>
-                <w:b w:val="0"/>
-              </w:rPr>
-              <w:t>information technology</w:t>
-            </w:r>
-          </w:p>
-        </w:tc>
-      </w:tr>
-      <w:tr>
-        <w:tc>
-          <w:tcPr>
-            <w:tcW w:type="pct" w:w="22%"/>
-            <w:tcBorders>
-              <w:top w:val="single" w:color="999999" w:sz="4"/>
-              <w:left w:val="single" w:color="999999" w:sz="4"/>
-              <w:bottom w:val="single" w:color="999999" w:sz="4"/>
-              <w:right w:val="single" w:color="999999" w:sz="4"/>
-            </w:tcBorders>
-            <w:shd w:fill="E8E8E8" w:val="clear"/>
-          </w:tcPr>
-          <w:p>
-            <w:r>
-              <w:rPr>
-                <w:b w:val="0"/>
-              </w:rPr>
-              <w:t>NABH</w:t>
-            </w:r>
-          </w:p>
-        </w:tc>
-        <w:tc>
-          <w:tcPr>
-            <w:tcW w:type="pct" w:w="22%"/>
-            <w:tcBorders>
-              <w:top w:val="single" w:color="999999" w:sz="4"/>
-              <w:left w:val="single" w:color="999999" w:sz="4"/>
-              <w:bottom w:val="single" w:color="999999" w:sz="4"/>
-              <w:right w:val="single" w:color="999999" w:sz="4"/>
-            </w:tcBorders>
-            <w:shd w:fill="E8E8E8" w:val="clear"/>
-          </w:tcPr>
-          <w:p>
-            <w:r>
-              <w:rPr>
-                <w:b w:val="0"/>
-              </w:rPr>
-              <w:t>National Accreditation Board for Hospitals and Healthcare Providers</w:t>
-            </w:r>
-          </w:p>
-        </w:tc>
-      </w:tr>
-      <w:tr>
-        <w:tc>
-          <w:tcPr>
-            <w:tcW w:type="pct" w:w="22%"/>
-            <w:tcBorders>
-              <w:top w:val="single" w:color="999999" w:sz="4"/>
-              <w:left w:val="single" w:color="999999" w:sz="4"/>
-              <w:bottom w:val="single" w:color="999999" w:sz="4"/>
-              <w:right w:val="single" w:color="999999" w:sz="4"/>
-            </w:tcBorders>
-            <w:shd w:fill="E8E8E8" w:val="clear"/>
-          </w:tcPr>
-          <w:p>
-            <w:r>
-              <w:rPr>
-                <w:b w:val="0"/>
-              </w:rPr>
-              <w:t>OE</w:t>
-            </w:r>
-          </w:p>
-        </w:tc>
-        <w:tc>
-          <w:tcPr>
-            <w:tcW w:type="pct" w:w="22%"/>
-            <w:tcBorders>
-              <w:top w:val="single" w:color="999999" w:sz="4"/>
-              <w:left w:val="single" w:color="999999" w:sz="4"/>
-              <w:bottom w:val="single" w:color="999999" w:sz="4"/>
-              <w:right w:val="single" w:color="999999" w:sz="4"/>
-            </w:tcBorders>
-            <w:shd w:fill="E8E8E8" w:val="clear"/>
-          </w:tcPr>
-          <w:p>
-            <w:r>
-              <w:rPr>
-                <w:b w:val="0"/>
-              </w:rPr>
-              <w:t>objective element</w:t>
-            </w:r>
-          </w:p>
-        </w:tc>
-      </w:tr>
-      <w:tr>
-        <w:tc>
-          <w:tcPr>
-            <w:tcW w:type="pct" w:w="22%"/>
-            <w:tcBorders>
-              <w:top w:val="single" w:color="999999" w:sz="4"/>
-              <w:left w:val="single" w:color="999999" w:sz="4"/>
-              <w:bottom w:val="single" w:color="999999" w:sz="4"/>
-              <w:right w:val="single" w:color="999999" w:sz="4"/>
-            </w:tcBorders>
-            <w:shd w:fill="E8E8E8" w:val="clear"/>
-          </w:tcPr>
-          <w:p>
-            <w:r>
-              <w:rPr>
-                <w:b w:val="0"/>
-              </w:rPr>
-              <w:t>SHCO</w:t>
-            </w:r>
-          </w:p>
-        </w:tc>
-        <w:tc>
-          <w:tcPr>
-            <w:tcW w:type="pct" w:w="22%"/>
-            <w:tcBorders>
-              <w:top w:val="single" w:color="999999" w:sz="4"/>
-              <w:left w:val="single" w:color="999999" w:sz="4"/>
-              <w:bottom w:val="single" w:color="999999" w:sz="4"/>
-              <w:right w:val="single" w:color="999999" w:sz="4"/>
-            </w:tcBorders>
-            <w:shd w:fill="E8E8E8" w:val="clear"/>
-          </w:tcPr>
-          <w:p>
-            <w:r>
-              <w:rPr>
-                <w:b w:val="0"/>
-              </w:rPr>
-              <w:t>Standards for Small Healthcare Organisations</w:t>
-            </w:r>
-          </w:p>
-        </w:tc>
-      </w:tr>
-    </w:tbl>
-    <w:p>
-      <w:pPr>
-        <w:pStyle w:val="Heading1"/>
-        <w:spacing w:after="120" w:before="280"/>
-      </w:pPr>
-      <w:r>
-        <w:t>12. Traceability to NABH SHCO 3rd Edition IMS.4</w:t>
-      </w:r>
-    </w:p>
-    <w:p>
-      <w:pPr>
-        <w:spacing w:after="120"/>
-      </w:pPr>
-      <w:r>
-        <w:rPr>
-          <w:i/>
-          <w:iCs/>
-          <w:sz w:val="20"/>
-          <w:szCs w:val="20"/>
-        </w:rPr>
-        <w:t xml:space="preserve">This table is an index. It is not how the policy is organised.</w:t>
-      </w:r>
-    </w:p>
     <w:p>
       <w:pPr>
         <w:pStyle w:val="Heading1"/>

--- a/policies/build/masters/IMS.4_v2_master.docx
+++ b/policies/build/masters/IMS.4_v2_master.docx
@@ -670,18 +670,6 @@
     </w:p>
     <w:p>
       <w:pPr>
-        <w:spacing w:after="140"/>
-      </w:pPr>
-      <w:r>
-        <w:rPr>
-          <w:sz w:val="22"/>
-          <w:szCs w:val="22"/>
-        </w:rPr>
-        <w:t xml:space="preserve">IMS.4 owns patient medical records and general organisational information. HRM.6 owns confidentiality of staff personal files. PRE.2 owns the patient's right of access to records; this policy owns how access requests are processed.</w:t>
-      </w:r>
-    </w:p>
-    <w:p>
-      <w:pPr>
         <w:pStyle w:val="Heading1"/>
         <w:spacing w:after="120" w:before="280"/>
       </w:pPr>
@@ -703,18 +691,6 @@
     </w:p>
     <w:p>
       <w:pPr>
-        <w:spacing w:after="140"/>
-      </w:pPr>
-      <w:r>
-        <w:rPr>
-          <w:sz w:val="22"/>
-          <w:szCs w:val="22"/>
-        </w:rPr>
-        <w:t xml:space="preserve">It covers the five elements IMS.4.a–e. It does not cover medical-record contents (IMS.2), continuity items (IMS.3), retention and destruction (IMS.5), or medical-record review (IMS.6).</w:t>
-      </w:r>
-    </w:p>
-    <w:p>
-      <w:pPr>
         <w:pStyle w:val="Heading1"/>
         <w:spacing w:after="120" w:before="280"/>
       </w:pPr>
@@ -914,19 +890,19 @@
           <w:sz w:val="22"/>
           <w:szCs w:val="22"/>
         </w:rPr>
-        <w:t xml:space="preserve">IMS.4.a is asterisked: confidentiality is a documented method (need-to-know, storage, role restriction), not a poster.</w:t>
-      </w:r>
-    </w:p>
-    <w:p>
-      <w:pPr>
-        <w:spacing w:after="140"/>
-      </w:pPr>
-      <w:r>
-        <w:rPr>
-          <w:sz w:val="22"/>
-          <w:szCs w:val="22"/>
-        </w:rPr>
-        <w:t xml:space="preserve">HRM.6 remains the home of staff-personal-file confidentiality.</w:t>
+        <w:t>This element is asterisked: confidentiality is a documented method (need-to-know, storage, role restriction), not a poster.</w:t>
+      </w:r>
+    </w:p>
+    <w:p>
+      <w:pPr>
+        <w:spacing w:after="140"/>
+      </w:pPr>
+      <w:r>
+        <w:rPr>
+          <w:sz w:val="22"/>
+          <w:szCs w:val="22"/>
+        </w:rPr>
+        <w:t>The staff personal-file policy remains the home of staff-personal-file confidentiality.</w:t>
       </w:r>
     </w:p>
     <w:p>
@@ -959,7 +935,7 @@
           <w:sz w:val="22"/>
           <w:szCs w:val="22"/>
         </w:rPr>
-        <w:t xml:space="preserve">Integrity means the record remains complete and unaltered except by an authenticated correction. Paper corrections follow IMS.2.d (single line, named, signed, dated and timed). Electronic corrections leave an amendment trail showing the original, the change, who changed it and when.</w:t>
+        <w:t>Integrity means the record remains complete and unaltered except by an authenticated correction. Paper corrections follow the relevant policy (single line, named, signed, dated and timed). Electronic corrections leave an amendment trail showing the original, the change, who changed it and when.</w:t>
       </w:r>
     </w:p>
     <w:p>
@@ -983,7 +959,7 @@
           <w:sz w:val="22"/>
           <w:szCs w:val="22"/>
         </w:rPr>
-        <w:t xml:space="preserve">IMS.4.b is asterisked: a missing amendment trail or an unrestorable backup is an integrity failure.</w:t>
+        <w:t>This element is asterisked: a missing amendment trail or an unrestorable backup is an integrity failure.</w:t>
       </w:r>
     </w:p>
     <w:p>
@@ -1040,7 +1016,7 @@
           <w:sz w:val="22"/>
           <w:szCs w:val="22"/>
         </w:rPr>
-        <w:t xml:space="preserve">IMS.4.c is asterisked: security is implemented, not only described.</w:t>
+        <w:t>This element is asterisked: security is implemented, not only described.</w:t>
       </w:r>
     </w:p>
     <w:p>
@@ -1131,7 +1107,7 @@
           <w:sz w:val="22"/>
           <w:szCs w:val="22"/>
         </w:rPr>
-        <w:t xml:space="preserve">IMS.1.d contributions to external databases that include privileged health information are logged here as well.</w:t>
+        <w:t>External-database contributions (covered under the information-needs policy) that include privileged health information are logged here as well.</w:t>
       </w:r>
     </w:p>
     <w:p>
@@ -1188,7 +1164,7 @@
           <w:sz w:val="22"/>
           <w:szCs w:val="22"/>
         </w:rPr>
-        <w:t xml:space="preserve">2. Decide the pathway: patient (or authorised representative) — PRE.2 right of access, processed here; treating physician involved in care — IMS.3.f; other physician or public agency — step 5.4 authorisation or lawful basis.</w:t>
+        <w:t>2. Decide the pathway: patient (or authorised representative) — right of access under the patient-rights policy, processed here; treating physician involved in care — handled under the continuity-of-care policy; other physician or public agency — step 5.4 authorisation or lawful basis.</w:t>
       </w:r>
     </w:p>
     <w:p>
@@ -1224,7 +1200,7 @@
           <w:sz w:val="22"/>
           <w:szCs w:val="22"/>
         </w:rPr>
-        <w:t xml:space="preserve">IMS.4.e is asterisked: an ad-hoc release to a known doctor or a visiting official, bypassing the form, fails the OE.</w:t>
+        <w:t>This element is asterisked: an ad-hoc release to a known doctor or a visiting official, bypassing the form, fails the OE.</w:t>
       </w:r>
     </w:p>
     <w:p>

--- a/policies/build/masters/IMS.4_v2_master.docx
+++ b/policies/build/masters/IMS.4_v2_master.docx
@@ -4092,8 +4092,23 @@
           <w:sz w:val="22"/>
           <w:szCs w:val="22"/>
         </w:rPr>
-        <w:t xml:space="preserve">National Accreditation Board for Hospitals and Healthcare Providers (NABH), Standards for Small Healthcare Organisations, 3rd Edition — Information Management System chapter, standard IMS.4.</w:t>
-      </w:r>
+      </w:r>
+      <w:r>
+        <w:rPr>
+          <w:sz w:val="22"/>
+        </w:rPr>
+        <w:t xml:space="preserve">National Accreditation Board for Hospitals &amp; Healthcare Providers. (2022). Standards for small healthcare organisations (3rd ed.) — Information Management System chapter, standard IMS.4. </w:t>
+      </w:r>
+      <w:hyperlink r:id="rId9">
+        <w:r>
+          <w:rPr>
+            <w:rStyle w:val="Hyperlink"/>
+            <w:sz w:val="22"/>
+            <w:szCs w:val="22"/>
+          </w:rPr>
+          <w:t>https://nabh.co/programmes/small-healthcare-organisation-shco-accreditation-programme/</w:t>
+        </w:r>
+      </w:hyperlink>
     </w:p>
     <w:p>
       <w:pPr>
